--- a/06_산출물_문서/3계층_지침서/WI-807-01_공정검사_지침서.docx
+++ b/06_산출물_문서/3계층_지침서/WI-807-01_공정검사_지침서.docx
@@ -270,11 +270,11 @@
     </w:p>
     <w:tbl>
       <w:tblPr>
-        <w:tblW w:w="8788" w:type="dxa"/>
         <w:tblCellMar>
           <w:left w:w="108" w:type="dxa"/>
           <w:right w:w="108" w:type="dxa"/>
         </w:tblCellMar>
+        <w:tblW w:w="8788" w:type="dxa"/>
         <w:tblBorders>
           <w:top w:val="single" w:sz="4" w:color="2E74B5" w:space="0"/>
           <w:left w:val="single" w:sz="4" w:color="2E74B5" w:space="0"/>
@@ -294,13 +294,13 @@
         <w:tc>
           <w:tcPr>
             <w:tcW w:w="1500" w:type="dxa"/>
-            <w:shd w:val="clear" w:color="auto" w:fill="D9D9D9"/>
-            <w:tcMar>
-              <w:top w:w="60" w:type="dxa"/>
-              <w:left w:w="120" w:type="dxa"/>
-              <w:bottom w:w="60" w:type="dxa"/>
-              <w:right w:w="120" w:type="dxa"/>
-            </w:tcMar>
+            <w:tcMar>
+              <w:top w:w="60" w:type="dxa"/>
+              <w:left w:w="120" w:type="dxa"/>
+              <w:bottom w:w="60" w:type="dxa"/>
+              <w:right w:w="120" w:type="dxa"/>
+            </w:tcMar>
+            <w:shd w:val="clear" w:color="auto" w:fill="DEEAF1"/>
           </w:tcPr>
           <w:p>
             <w:pPr>
@@ -320,13 +320,13 @@
         <w:tc>
           <w:tcPr>
             <w:tcW w:w="2800" w:type="dxa"/>
-            <w:shd w:val="clear" w:color="auto" w:fill="D9D9D9"/>
-            <w:tcMar>
-              <w:top w:w="60" w:type="dxa"/>
-              <w:left w:w="120" w:type="dxa"/>
-              <w:bottom w:w="60" w:type="dxa"/>
-              <w:right w:w="120" w:type="dxa"/>
-            </w:tcMar>
+            <w:tcMar>
+              <w:top w:w="60" w:type="dxa"/>
+              <w:left w:w="120" w:type="dxa"/>
+              <w:bottom w:w="60" w:type="dxa"/>
+              <w:right w:w="120" w:type="dxa"/>
+            </w:tcMar>
+            <w:shd w:val="clear" w:color="auto" w:fill="DEEAF1"/>
           </w:tcPr>
           <w:p>
             <w:pPr>
@@ -346,13 +346,13 @@
         <w:tc>
           <w:tcPr>
             <w:tcW w:w="2000" w:type="dxa"/>
-            <w:shd w:val="clear" w:color="auto" w:fill="D9D9D9"/>
-            <w:tcMar>
-              <w:top w:w="60" w:type="dxa"/>
-              <w:left w:w="120" w:type="dxa"/>
-              <w:bottom w:w="60" w:type="dxa"/>
-              <w:right w:w="120" w:type="dxa"/>
-            </w:tcMar>
+            <w:tcMar>
+              <w:top w:w="60" w:type="dxa"/>
+              <w:left w:w="120" w:type="dxa"/>
+              <w:bottom w:w="60" w:type="dxa"/>
+              <w:right w:w="120" w:type="dxa"/>
+            </w:tcMar>
+            <w:shd w:val="clear" w:color="auto" w:fill="DEEAF1"/>
           </w:tcPr>
           <w:p>
             <w:pPr>
@@ -372,13 +372,13 @@
         <w:tc>
           <w:tcPr>
             <w:tcW w:w="2488" w:type="dxa"/>
-            <w:shd w:val="clear" w:color="auto" w:fill="D9D9D9"/>
-            <w:tcMar>
-              <w:top w:w="60" w:type="dxa"/>
-              <w:left w:w="120" w:type="dxa"/>
-              <w:bottom w:w="60" w:type="dxa"/>
-              <w:right w:w="120" w:type="dxa"/>
-            </w:tcMar>
+            <w:tcMar>
+              <w:top w:w="60" w:type="dxa"/>
+              <w:left w:w="120" w:type="dxa"/>
+              <w:bottom w:w="60" w:type="dxa"/>
+              <w:right w:w="120" w:type="dxa"/>
+            </w:tcMar>
+            <w:shd w:val="clear" w:color="auto" w:fill="DEEAF1"/>
           </w:tcPr>
           <w:p>
             <w:pPr>
@@ -1104,14 +1104,12 @@
         </w:trPr>
         <w:tc>
           <w:tcPr>
-            <w:tcW w:w="2460" w:type="dxa"/>
-            <w:tcMar>
-              <w:top w:w="60" w:type="dxa"/>
-              <w:left w:w="120" w:type="dxa"/>
-              <w:bottom w:w="60" w:type="dxa"/>
-              <w:right w:w="120" w:type="dxa"/>
-            </w:tcMar>
-            <w:shd w:val="clear" w:color="auto" w:fill="DEEAF1"/>
+            <w:tcMar>
+              <w:top w:w="60" w:type="dxa"/>
+              <w:left w:w="120" w:type="dxa"/>
+              <w:bottom w:w="60" w:type="dxa"/>
+              <w:right w:w="120" w:type="dxa"/>
+            </w:tcMar>
           </w:tcPr>
           <w:p>
             <w:pPr>
@@ -1125,14 +1123,12 @@
         </w:tc>
         <w:tc>
           <w:tcPr>
-            <w:tcW w:w="6328" w:type="dxa"/>
-            <w:tcMar>
-              <w:top w:w="60" w:type="dxa"/>
-              <w:left w:w="120" w:type="dxa"/>
-              <w:bottom w:w="60" w:type="dxa"/>
-              <w:right w:w="120" w:type="dxa"/>
-            </w:tcMar>
-            <w:shd w:val="clear" w:color="auto" w:fill="DEEAF1"/>
+            <w:tcMar>
+              <w:top w:w="60" w:type="dxa"/>
+              <w:left w:w="120" w:type="dxa"/>
+              <w:bottom w:w="60" w:type="dxa"/>
+              <w:right w:w="120" w:type="dxa"/>
+            </w:tcMar>
           </w:tcPr>
           <w:p>
             <w:pPr>
@@ -1147,9 +1143,7 @@
       </w:tr>
       <w:tr>
         <w:tc>
-          <w:tcPr>
-            <w:tcW w:w="2460" w:type="dxa"/>
-          </w:tcPr>
+          <w:tcPr/>
           <w:p>
             <w:pPr>
               <w:pStyle w:val="Compact"/>
@@ -1161,7 +1155,6 @@
         </w:tc>
         <w:tc>
           <w:tcPr>
-            <w:tcW w:w="6328" w:type="dxa"/>
             <w:tcMar>
               <w:top w:w="60" w:type="dxa"/>
               <w:left w:w="120" w:type="dxa"/>
@@ -1225,9 +1218,7 @@
           </w:p>
         </w:tc>
         <w:tc>
-          <w:tcPr>
-            <w:tcW w:w="6328" w:type="dxa"/>
-          </w:tcPr>
+          <w:tcPr/>
           <w:p>
             <w:pPr>
               <w:pStyle w:val="Compact"/>
@@ -1240,19 +1231,10 @@
       </w:tr>
       <w:tr>
         <w:tc>
-          <w:tcPr>
-            <w:tcW w:w="2460" w:type="dxa"/>
-            <w:tcMar>
-              <w:top w:w="60" w:type="dxa"/>
-              <w:left w:w="120" w:type="dxa"/>
-              <w:bottom w:w="60" w:type="dxa"/>
-              <w:right w:w="120" w:type="dxa"/>
-            </w:tcMar>
-          </w:tcPr>
-          <w:p>
-            <w:pPr>
-              <w:pStyle w:val="Compact"/>
-              <w:wordWrap w:val="1"/>
+          <w:tcPr/>
+          <w:p>
+            <w:pPr>
+              <w:pStyle w:val="Compact"/>
             </w:pPr>
             <w:r>
               <w:t xml:space="preserve">F-805-01</w:t>
@@ -1297,18 +1279,10 @@
       </w:tr>
       <w:tr>
         <w:tc>
-          <w:tcPr>
-            <w:tcMar>
-              <w:top w:w="60" w:type="dxa"/>
-              <w:left w:w="120" w:type="dxa"/>
-              <w:bottom w:w="60" w:type="dxa"/>
-              <w:right w:w="120" w:type="dxa"/>
-            </w:tcMar>
-          </w:tcPr>
-          <w:p>
-            <w:pPr>
-              <w:pStyle w:val="Compact"/>
-              <w:wordWrap w:val="1"/>
+          <w:tcPr/>
+          <w:p>
+            <w:pPr>
+              <w:pStyle w:val="Compact"/>
             </w:pPr>
             <w:r>
               <w:t xml:space="preserve">WI-805-01</w:t>
@@ -1316,18 +1290,10 @@
           </w:p>
         </w:tc>
         <w:tc>
-          <w:tcPr>
-            <w:tcMar>
-              <w:top w:w="60" w:type="dxa"/>
-              <w:left w:w="120" w:type="dxa"/>
-              <w:bottom w:w="60" w:type="dxa"/>
-              <w:right w:w="120" w:type="dxa"/>
-            </w:tcMar>
-          </w:tcPr>
-          <w:p>
-            <w:pPr>
-              <w:pStyle w:val="Compact"/>
-              <w:wordWrap w:val="1"/>
+          <w:tcPr/>
+          <w:p>
+            <w:pPr>
+              <w:pStyle w:val="Compact"/>
             </w:pPr>
             <w:r>
               <w:t xml:space="preserve">측정장비 교정 작업지침서</w:t>
@@ -1371,7 +1337,7 @@
         </w:trPr>
         <w:tc>
           <w:tcPr>
-            <w:tcW w:w="2460" w:type="dxa"/>
+            <w:tcW w:w="3000" w:type="dxa"/>
             <w:tcMar>
               <w:top w:w="60" w:type="dxa"/>
               <w:left w:w="120" w:type="dxa"/>
@@ -1392,7 +1358,7 @@
         </w:tc>
         <w:tc>
           <w:tcPr>
-            <w:tcW w:w="6328" w:type="dxa"/>
+            <w:tcW w:w="5788" w:type="dxa"/>
             <w:tcMar>
               <w:top w:w="60" w:type="dxa"/>
               <w:left w:w="120" w:type="dxa"/>
@@ -1414,9 +1380,7 @@
       </w:tr>
       <w:tr>
         <w:tc>
-          <w:tcPr>
-            <w:tcW w:w="2460" w:type="dxa"/>
-          </w:tcPr>
+          <w:tcPr/>
           <w:p>
             <w:pPr>
               <w:pStyle w:val="Compact"/>
@@ -1428,7 +1392,7 @@
         </w:tc>
         <w:tc>
           <w:tcPr>
-            <w:tcW w:w="6328" w:type="dxa"/>
+            <w:tcW w:w="5788" w:type="dxa"/>
             <w:tcMar>
               <w:top w:w="60" w:type="dxa"/>
               <w:left w:w="120" w:type="dxa"/>
@@ -1461,6 +1425,7 @@
         </w:tc>
         <w:tc>
           <w:tcPr>
+            <w:tcW w:w="5788" w:type="dxa"/>
             <w:tcMar>
               <w:top w:w="60" w:type="dxa"/>
               <w:left w:w="120" w:type="dxa"/>
@@ -1492,9 +1457,7 @@
           </w:p>
         </w:tc>
         <w:tc>
-          <w:tcPr>
-            <w:tcW w:w="6328" w:type="dxa"/>
-          </w:tcPr>
+          <w:tcPr/>
           <w:p>
             <w:pPr>
               <w:pStyle w:val="Compact"/>
@@ -1507,19 +1470,10 @@
       </w:tr>
       <w:tr>
         <w:tc>
-          <w:tcPr>
-            <w:tcW w:w="2460" w:type="dxa"/>
-            <w:tcMar>
-              <w:top w:w="60" w:type="dxa"/>
-              <w:left w:w="120" w:type="dxa"/>
-              <w:bottom w:w="60" w:type="dxa"/>
-              <w:right w:w="120" w:type="dxa"/>
-            </w:tcMar>
-          </w:tcPr>
-          <w:p>
-            <w:pPr>
-              <w:pStyle w:val="Compact"/>
-              <w:wordWrap w:val="1"/>
+          <w:tcPr/>
+          <w:p>
+            <w:pPr>
+              <w:pStyle w:val="Compact"/>
             </w:pPr>
             <w:r>
               <w:t xml:space="preserve">자주검사</w:t>
@@ -1527,10 +1481,19 @@
           </w:p>
         </w:tc>
         <w:tc>
-          <w:tcPr/>
-          <w:p>
-            <w:pPr>
-              <w:pStyle w:val="Compact"/>
+          <w:tcPr>
+            <w:tcW w:w="5788" w:type="dxa"/>
+            <w:tcMar>
+              <w:top w:w="60" w:type="dxa"/>
+              <w:left w:w="120" w:type="dxa"/>
+              <w:bottom w:w="60" w:type="dxa"/>
+              <w:right w:w="120" w:type="dxa"/>
+            </w:tcMar>
+          </w:tcPr>
+          <w:p>
+            <w:pPr>
+              <w:pStyle w:val="Compact"/>
+              <w:wordWrap w:val="1"/>
             </w:pPr>
             <w:r>
               <w:t xml:space="preserve">작업자가 자기 공정의 제품을 직접 검사하는 행위</w:t>
@@ -1660,18 +1623,10 @@
       </w:tr>
       <w:tr>
         <w:tc>
-          <w:tcPr>
-            <w:tcMar>
-              <w:top w:w="60" w:type="dxa"/>
-              <w:left w:w="120" w:type="dxa"/>
-              <w:bottom w:w="60" w:type="dxa"/>
-              <w:right w:w="120" w:type="dxa"/>
-            </w:tcMar>
-          </w:tcPr>
-          <w:p>
-            <w:pPr>
-              <w:pStyle w:val="Compact"/>
-              <w:wordWrap w:val="1"/>
+          <w:tcPr/>
+          <w:p>
+            <w:pPr>
+              <w:pStyle w:val="Compact"/>
             </w:pPr>
             <w:r>
               <w:t xml:space="preserve">4M 변경</w:t>
@@ -1679,18 +1634,10 @@
           </w:p>
         </w:tc>
         <w:tc>
-          <w:tcPr>
-            <w:tcMar>
-              <w:top w:w="60" w:type="dxa"/>
-              <w:left w:w="120" w:type="dxa"/>
-              <w:bottom w:w="60" w:type="dxa"/>
-              <w:right w:w="120" w:type="dxa"/>
-            </w:tcMar>
-          </w:tcPr>
-          <w:p>
-            <w:pPr>
-              <w:pStyle w:val="Compact"/>
-              <w:wordWrap w:val="1"/>
+          <w:tcPr/>
+          <w:p>
+            <w:pPr>
+              <w:pStyle w:val="Compact"/>
             </w:pPr>
             <w:r>
               <w:t xml:space="preserve">Man(작업자), Machine(설비), Material(자재), Method(방법)의 변경</w:t>
@@ -1742,7 +1689,7 @@
         </w:trPr>
         <w:tc>
           <w:tcPr>
-            <w:tcW w:w="2460" w:type="dxa"/>
+            <w:tcW w:w="1618" w:type="dxa"/>
             <w:tcMar>
               <w:top w:w="60" w:type="dxa"/>
               <w:left w:w="120" w:type="dxa"/>
@@ -1763,7 +1710,7 @@
         </w:tc>
         <w:tc>
           <w:tcPr>
-            <w:tcW w:w="6328" w:type="dxa"/>
+            <w:tcW w:w="7170" w:type="dxa"/>
             <w:tcMar>
               <w:top w:w="60" w:type="dxa"/>
               <w:left w:w="120" w:type="dxa"/>
@@ -1785,9 +1732,7 @@
       </w:tr>
       <w:tr>
         <w:tc>
-          <w:tcPr>
-            <w:tcW w:w="2460" w:type="dxa"/>
-          </w:tcPr>
+          <w:tcPr/>
           <w:p>
             <w:pPr>
               <w:pStyle w:val="Compact"/>
@@ -1799,7 +1744,7 @@
         </w:tc>
         <w:tc>
           <w:tcPr>
-            <w:tcW w:w="6328" w:type="dxa"/>
+            <w:tcW w:w="7170" w:type="dxa"/>
             <w:tcMar>
               <w:top w:w="60" w:type="dxa"/>
               <w:left w:w="120" w:type="dxa"/>
@@ -1832,11 +1777,18 @@
         </w:tc>
         <w:tc>
           <w:tcPr>
-            <w:tcW w:w="6328" w:type="dxa"/>
-          </w:tcPr>
-          <w:p>
-            <w:pPr>
-              <w:pStyle w:val="Compact"/>
+            <w:tcW w:w="7170" w:type="dxa"/>
+            <w:tcMar>
+              <w:top w:w="60" w:type="dxa"/>
+              <w:left w:w="120" w:type="dxa"/>
+              <w:bottom w:w="60" w:type="dxa"/>
+              <w:right w:w="120" w:type="dxa"/>
+            </w:tcMar>
+          </w:tcPr>
+          <w:p>
+            <w:pPr>
+              <w:pStyle w:val="Compact"/>
+              <w:wordWrap w:val="1"/>
             </w:pPr>
             <w:r>
               <w:t xml:space="preserve">생산 개시 시, 로트 전환 시, 설비 세팅 변경 후</w:t>
@@ -1882,7 +1834,7 @@
         </w:tc>
         <w:tc>
           <w:tcPr>
-            <w:tcW w:w="6328" w:type="dxa"/>
+            <w:tcW w:w="7170" w:type="dxa"/>
             <w:tcMar>
               <w:top w:w="60" w:type="dxa"/>
               <w:left w:w="120" w:type="dxa"/>
@@ -1951,18 +1903,10 @@
       </w:tr>
       <w:tr>
         <w:tc>
-          <w:tcPr>
-            <w:tcMar>
-              <w:top w:w="60" w:type="dxa"/>
-              <w:left w:w="120" w:type="dxa"/>
-              <w:bottom w:w="60" w:type="dxa"/>
-              <w:right w:w="120" w:type="dxa"/>
-            </w:tcMar>
-          </w:tcPr>
-          <w:p>
-            <w:pPr>
-              <w:pStyle w:val="Compact"/>
-              <w:wordWrap w:val="1"/>
+          <w:tcPr/>
+          <w:p>
+            <w:pPr>
+              <w:pStyle w:val="Compact"/>
             </w:pPr>
             <w:r>
               <w:t xml:space="preserve">기록</w:t>
@@ -1970,18 +1914,10 @@
           </w:p>
         </w:tc>
         <w:tc>
-          <w:tcPr>
-            <w:tcMar>
-              <w:top w:w="60" w:type="dxa"/>
-              <w:left w:w="120" w:type="dxa"/>
-              <w:bottom w:w="60" w:type="dxa"/>
-              <w:right w:w="120" w:type="dxa"/>
-            </w:tcMar>
-          </w:tcPr>
-          <w:p>
-            <w:pPr>
-              <w:pStyle w:val="Compact"/>
-              <w:wordWrap w:val="1"/>
+          <w:tcPr/>
+          <w:p>
+            <w:pPr>
+              <w:pStyle w:val="Compact"/>
             </w:pPr>
             <w:r>
               <w:t xml:space="preserve">F-805-01 공정검사 기록서</w:t>
@@ -2095,7 +2031,7 @@
         </w:trPr>
         <w:tc>
           <w:tcPr>
-            <w:tcW w:w="2460" w:type="dxa"/>
+            <w:tcW w:w="1618" w:type="dxa"/>
             <w:tcMar>
               <w:top w:w="60" w:type="dxa"/>
               <w:left w:w="120" w:type="dxa"/>
@@ -2116,7 +2052,7 @@
         </w:tc>
         <w:tc>
           <w:tcPr>
-            <w:tcW w:w="6328" w:type="dxa"/>
+            <w:tcW w:w="7170" w:type="dxa"/>
             <w:tcMar>
               <w:top w:w="60" w:type="dxa"/>
               <w:left w:w="120" w:type="dxa"/>
@@ -2138,9 +2074,7 @@
       </w:tr>
       <w:tr>
         <w:tc>
-          <w:tcPr>
-            <w:tcW w:w="2460" w:type="dxa"/>
-          </w:tcPr>
+          <w:tcPr/>
           <w:p>
             <w:pPr>
               <w:pStyle w:val="Compact"/>
@@ -2152,7 +2086,7 @@
         </w:tc>
         <w:tc>
           <w:tcPr>
-            <w:tcW w:w="6328" w:type="dxa"/>
+            <w:tcW w:w="7170" w:type="dxa"/>
             <w:tcMar>
               <w:top w:w="60" w:type="dxa"/>
               <w:left w:w="120" w:type="dxa"/>
@@ -2185,7 +2119,7 @@
         </w:tc>
         <w:tc>
           <w:tcPr>
-            <w:tcW w:w="6328" w:type="dxa"/>
+            <w:tcW w:w="7170" w:type="dxa"/>
             <w:tcMar>
               <w:top w:w="60" w:type="dxa"/>
               <w:left w:w="120" w:type="dxa"/>
@@ -2242,7 +2176,7 @@
         </w:tc>
         <w:tc>
           <w:tcPr>
-            <w:tcW w:w="6328" w:type="dxa"/>
+            <w:tcW w:w="7170" w:type="dxa"/>
             <w:tcMar>
               <w:top w:w="60" w:type="dxa"/>
               <w:left w:w="120" w:type="dxa"/>
@@ -2311,18 +2245,10 @@
       </w:tr>
       <w:tr>
         <w:tc>
-          <w:tcPr>
-            <w:tcMar>
-              <w:top w:w="60" w:type="dxa"/>
-              <w:left w:w="120" w:type="dxa"/>
-              <w:bottom w:w="60" w:type="dxa"/>
-              <w:right w:w="120" w:type="dxa"/>
-            </w:tcMar>
-          </w:tcPr>
-          <w:p>
-            <w:pPr>
-              <w:pStyle w:val="Compact"/>
-              <w:wordWrap w:val="1"/>
+          <w:tcPr/>
+          <w:p>
+            <w:pPr>
+              <w:pStyle w:val="Compact"/>
             </w:pPr>
             <w:r>
               <w:t xml:space="preserve">기록</w:t>
@@ -2330,18 +2256,10 @@
           </w:p>
         </w:tc>
         <w:tc>
-          <w:tcPr>
-            <w:tcMar>
-              <w:top w:w="60" w:type="dxa"/>
-              <w:left w:w="120" w:type="dxa"/>
-              <w:bottom w:w="60" w:type="dxa"/>
-              <w:right w:w="120" w:type="dxa"/>
-            </w:tcMar>
-          </w:tcPr>
-          <w:p>
-            <w:pPr>
-              <w:pStyle w:val="Compact"/>
-              <w:wordWrap w:val="1"/>
+          <w:tcPr/>
+          <w:p>
+            <w:pPr>
+              <w:pStyle w:val="Compact"/>
             </w:pPr>
             <w:r>
               <w:t xml:space="preserve">F-805-01 공정검사 기록서</w:t>
@@ -2445,7 +2363,7 @@
         </w:trPr>
         <w:tc>
           <w:tcPr>
-            <w:tcW w:w="2460" w:type="dxa"/>
+            <w:tcW w:w="1618" w:type="dxa"/>
             <w:tcMar>
               <w:top w:w="60" w:type="dxa"/>
               <w:left w:w="120" w:type="dxa"/>
@@ -2466,7 +2384,7 @@
         </w:tc>
         <w:tc>
           <w:tcPr>
-            <w:tcW w:w="6328" w:type="dxa"/>
+            <w:tcW w:w="7170" w:type="dxa"/>
             <w:tcMar>
               <w:top w:w="60" w:type="dxa"/>
               <w:left w:w="120" w:type="dxa"/>
@@ -2488,19 +2406,10 @@
       </w:tr>
       <w:tr>
         <w:tc>
-          <w:tcPr>
-            <w:tcW w:w="2460" w:type="dxa"/>
-            <w:tcMar>
-              <w:top w:w="60" w:type="dxa"/>
-              <w:left w:w="120" w:type="dxa"/>
-              <w:bottom w:w="60" w:type="dxa"/>
-              <w:right w:w="120" w:type="dxa"/>
-            </w:tcMar>
-          </w:tcPr>
-          <w:p>
-            <w:pPr>
-              <w:pStyle w:val="Compact"/>
-              <w:wordWrap w:val="1"/>
+          <w:tcPr/>
+          <w:p>
+            <w:pPr>
+              <w:pStyle w:val="Compact"/>
             </w:pPr>
             <w:r>
               <w:t xml:space="preserve">목적</w:t>
@@ -2509,7 +2418,7 @@
         </w:tc>
         <w:tc>
           <w:tcPr>
-            <w:tcW w:w="6328" w:type="dxa"/>
+            <w:tcW w:w="7170" w:type="dxa"/>
             <w:tcMar>
               <w:top w:w="60" w:type="dxa"/>
               <w:left w:w="120" w:type="dxa"/>
@@ -2542,6 +2451,7 @@
         </w:tc>
         <w:tc>
           <w:tcPr>
+            <w:tcW w:w="7170" w:type="dxa"/>
             <w:tcMar>
               <w:top w:w="60" w:type="dxa"/>
               <w:left w:w="120" w:type="dxa"/>
@@ -2573,9 +2483,7 @@
           </w:p>
         </w:tc>
         <w:tc>
-          <w:tcPr>
-            <w:tcW w:w="6328" w:type="dxa"/>
-          </w:tcPr>
+          <w:tcPr/>
           <w:p>
             <w:pPr>
               <w:pStyle w:val="Compact"/>
@@ -2588,19 +2496,10 @@
       </w:tr>
       <w:tr>
         <w:tc>
-          <w:tcPr>
-            <w:tcW w:w="2460" w:type="dxa"/>
-            <w:tcMar>
-              <w:top w:w="60" w:type="dxa"/>
-              <w:left w:w="120" w:type="dxa"/>
-              <w:bottom w:w="60" w:type="dxa"/>
-              <w:right w:w="120" w:type="dxa"/>
-            </w:tcMar>
-          </w:tcPr>
-          <w:p>
-            <w:pPr>
-              <w:pStyle w:val="Compact"/>
-              <w:wordWrap w:val="1"/>
+          <w:tcPr/>
+          <w:p>
+            <w:pPr>
+              <w:pStyle w:val="Compact"/>
             </w:pPr>
             <w:r>
               <w:t xml:space="preserve">수행자</w:t>
@@ -2608,10 +2507,19 @@
           </w:p>
         </w:tc>
         <w:tc>
-          <w:tcPr/>
-          <w:p>
-            <w:pPr>
-              <w:pStyle w:val="Compact"/>
+          <w:tcPr>
+            <w:tcW w:w="7170" w:type="dxa"/>
+            <w:tcMar>
+              <w:top w:w="60" w:type="dxa"/>
+              <w:left w:w="120" w:type="dxa"/>
+              <w:bottom w:w="60" w:type="dxa"/>
+              <w:right w:w="120" w:type="dxa"/>
+            </w:tcMar>
+          </w:tcPr>
+          <w:p>
+            <w:pPr>
+              <w:pStyle w:val="Compact"/>
+              <w:wordWrap w:val="1"/>
             </w:pPr>
             <w:r>
               <w:t xml:space="preserve">해당 공정 작업자 (자주검사 인증자)</w:t>
@@ -2645,18 +2553,10 @@
       </w:tr>
       <w:tr>
         <w:tc>
-          <w:tcPr>
-            <w:tcMar>
-              <w:top w:w="60" w:type="dxa"/>
-              <w:left w:w="120" w:type="dxa"/>
-              <w:bottom w:w="60" w:type="dxa"/>
-              <w:right w:w="120" w:type="dxa"/>
-            </w:tcMar>
-          </w:tcPr>
-          <w:p>
-            <w:pPr>
-              <w:pStyle w:val="Compact"/>
-              <w:wordWrap w:val="1"/>
+          <w:tcPr/>
+          <w:p>
+            <w:pPr>
+              <w:pStyle w:val="Compact"/>
             </w:pPr>
             <w:r>
               <w:t xml:space="preserve">기록</w:t>
@@ -2664,18 +2564,10 @@
           </w:p>
         </w:tc>
         <w:tc>
-          <w:tcPr>
-            <w:tcMar>
-              <w:top w:w="60" w:type="dxa"/>
-              <w:left w:w="120" w:type="dxa"/>
-              <w:bottom w:w="60" w:type="dxa"/>
-              <w:right w:w="120" w:type="dxa"/>
-            </w:tcMar>
-          </w:tcPr>
-          <w:p>
-            <w:pPr>
-              <w:pStyle w:val="Compact"/>
-              <w:wordWrap w:val="1"/>
+          <w:tcPr/>
+          <w:p>
+            <w:pPr>
+              <w:pStyle w:val="Compact"/>
             </w:pPr>
             <w:r>
               <w:t xml:space="preserve">자주검사 체크시트</w:t>
@@ -2764,7 +2656,7 @@
         </w:trPr>
         <w:tc>
           <w:tcPr>
-            <w:tcW w:w="2460" w:type="dxa"/>
+            <w:tcW w:w="1618" w:type="dxa"/>
             <w:tcMar>
               <w:top w:w="60" w:type="dxa"/>
               <w:left w:w="120" w:type="dxa"/>
@@ -2785,7 +2677,7 @@
         </w:tc>
         <w:tc>
           <w:tcPr>
-            <w:tcW w:w="6328" w:type="dxa"/>
+            <w:tcW w:w="7170" w:type="dxa"/>
             <w:tcMar>
               <w:top w:w="60" w:type="dxa"/>
               <w:left w:w="120" w:type="dxa"/>
@@ -2807,9 +2699,7 @@
       </w:tr>
       <w:tr>
         <w:tc>
-          <w:tcPr>
-            <w:tcW w:w="2460" w:type="dxa"/>
-          </w:tcPr>
+          <w:tcPr/>
           <w:p>
             <w:pPr>
               <w:pStyle w:val="Compact"/>
@@ -2821,7 +2711,7 @@
         </w:tc>
         <w:tc>
           <w:tcPr>
-            <w:tcW w:w="6328" w:type="dxa"/>
+            <w:tcW w:w="7170" w:type="dxa"/>
             <w:tcMar>
               <w:top w:w="60" w:type="dxa"/>
               <w:left w:w="120" w:type="dxa"/>
@@ -2854,6 +2744,7 @@
         </w:tc>
         <w:tc>
           <w:tcPr>
+            <w:tcW w:w="7170" w:type="dxa"/>
             <w:tcMar>
               <w:top w:w="60" w:type="dxa"/>
               <w:left w:w="120" w:type="dxa"/>
@@ -2885,9 +2776,7 @@
           </w:p>
         </w:tc>
         <w:tc>
-          <w:tcPr>
-            <w:tcW w:w="6328" w:type="dxa"/>
-          </w:tcPr>
+          <w:tcPr/>
           <w:p>
             <w:pPr>
               <w:pStyle w:val="Compact"/>
@@ -2900,19 +2789,10 @@
       </w:tr>
       <w:tr>
         <w:tc>
-          <w:tcPr>
-            <w:tcW w:w="2460" w:type="dxa"/>
-            <w:tcMar>
-              <w:top w:w="60" w:type="dxa"/>
-              <w:left w:w="120" w:type="dxa"/>
-              <w:bottom w:w="60" w:type="dxa"/>
-              <w:right w:w="120" w:type="dxa"/>
-            </w:tcMar>
-          </w:tcPr>
-          <w:p>
-            <w:pPr>
-              <w:pStyle w:val="Compact"/>
-              <w:wordWrap w:val="1"/>
+          <w:tcPr/>
+          <w:p>
+            <w:pPr>
+              <w:pStyle w:val="Compact"/>
             </w:pPr>
             <w:r>
               <w:t xml:space="preserve">검사 항목</w:t>
@@ -2920,10 +2800,19 @@
           </w:p>
         </w:tc>
         <w:tc>
-          <w:tcPr/>
-          <w:p>
-            <w:pPr>
-              <w:pStyle w:val="Compact"/>
+          <w:tcPr>
+            <w:tcW w:w="7170" w:type="dxa"/>
+            <w:tcMar>
+              <w:top w:w="60" w:type="dxa"/>
+              <w:left w:w="120" w:type="dxa"/>
+              <w:bottom w:w="60" w:type="dxa"/>
+              <w:right w:w="120" w:type="dxa"/>
+            </w:tcMar>
+          </w:tcPr>
+          <w:p>
+            <w:pPr>
+              <w:pStyle w:val="Compact"/>
+              <w:wordWrap w:val="1"/>
             </w:pPr>
             <w:r>
               <w:t xml:space="preserve">해당 공정 완료 기준 항목</w:t>
@@ -2957,18 +2846,10 @@
       </w:tr>
       <w:tr>
         <w:tc>
-          <w:tcPr>
-            <w:tcMar>
-              <w:top w:w="60" w:type="dxa"/>
-              <w:left w:w="120" w:type="dxa"/>
-              <w:bottom w:w="60" w:type="dxa"/>
-              <w:right w:w="120" w:type="dxa"/>
-            </w:tcMar>
-          </w:tcPr>
-          <w:p>
-            <w:pPr>
-              <w:pStyle w:val="Compact"/>
-              <w:wordWrap w:val="1"/>
+          <w:tcPr/>
+          <w:p>
+            <w:pPr>
+              <w:pStyle w:val="Compact"/>
             </w:pPr>
             <w:r>
               <w:t xml:space="preserve">기록</w:t>
@@ -2976,18 +2857,10 @@
           </w:p>
         </w:tc>
         <w:tc>
-          <w:tcPr>
-            <w:tcMar>
-              <w:top w:w="60" w:type="dxa"/>
-              <w:left w:w="120" w:type="dxa"/>
-              <w:bottom w:w="60" w:type="dxa"/>
-              <w:right w:w="120" w:type="dxa"/>
-            </w:tcMar>
-          </w:tcPr>
-          <w:p>
-            <w:pPr>
-              <w:pStyle w:val="Compact"/>
-              <w:wordWrap w:val="1"/>
+          <w:tcPr/>
+          <w:p>
+            <w:pPr>
+              <w:pStyle w:val="Compact"/>
             </w:pPr>
             <w:r>
               <w:t xml:space="preserve">Lot Traveler에 공정 완료 서명</w:t>
@@ -3318,10 +3191,18 @@
           </w:p>
         </w:tc>
         <w:tc>
-          <w:tcPr/>
-          <w:p>
-            <w:pPr>
-              <w:pStyle w:val="Compact"/>
+          <w:tcPr>
+            <w:tcMar>
+              <w:top w:w="60" w:type="dxa"/>
+              <w:left w:w="120" w:type="dxa"/>
+              <w:bottom w:w="60" w:type="dxa"/>
+              <w:right w:w="120" w:type="dxa"/>
+            </w:tcMar>
+          </w:tcPr>
+          <w:p>
+            <w:pPr>
+              <w:pStyle w:val="Compact"/>
+              <w:wordWrap w:val="1"/>
             </w:pPr>
             <w:r>
               <w:t xml:space="preserve">Lot Traveler 서명</w:t>
@@ -7052,7 +6933,7 @@
         </w:trPr>
         <w:tc>
           <w:tcPr>
-            <w:tcW w:w="2460" w:type="dxa"/>
+            <w:tcW w:w="1600" w:type="dxa"/>
             <w:tcMar>
               <w:top w:w="60" w:type="dxa"/>
               <w:left w:w="120" w:type="dxa"/>
@@ -7073,7 +6954,7 @@
         </w:tc>
         <w:tc>
           <w:tcPr>
-            <w:tcW w:w="6328" w:type="dxa"/>
+            <w:tcW w:w="7188" w:type="dxa"/>
             <w:tcMar>
               <w:top w:w="60" w:type="dxa"/>
               <w:left w:w="120" w:type="dxa"/>
@@ -7786,8 +7667,8 @@
     <w:rPrDefault>
       <w:rPr>
         <w:rFonts w:asciiTheme="minorHAnsi" w:cstheme="minorBidi" w:eastAsiaTheme="minorEastAsia" w:hAnsiTheme="minorHAnsi"/>
-        <w:sz w:val="24"/>
-        <w:szCs w:val="24"/>
+        <w:sz w:val="20"/>
+        <w:szCs w:val="20"/>
         <w:lang w:bidi="ar-SA" w:eastAsia="zh-CN" w:val="en-US"/>
       </w:rPr>
     </w:rPrDefault>
@@ -7855,8 +7736,8 @@
     </w:pPr>
     <w:rPr>
       <w:rFonts w:asciiTheme="majorHAnsi" w:cstheme="majorBidi" w:eastAsiaTheme="majorEastAsia" w:hAnsiTheme="majorHAnsi"/>
-      <w:sz w:val="56"/>
-      <w:szCs w:val="56"/>
+      <w:sz w:val="44"/>
+      <w:szCs w:val="44"/>
     </w:rPr>
   </w:style>
   <w:style w:customStyle="1" w:styleId="TitleChar" w:type="character">
@@ -7867,8 +7748,8 @@
     <w:rsid w:val="00A10FD9"/>
     <w:rPr>
       <w:rFonts w:asciiTheme="majorHAnsi" w:cstheme="majorBidi" w:eastAsiaTheme="majorEastAsia" w:hAnsiTheme="majorHAnsi"/>
-      <w:sz w:val="56"/>
-      <w:szCs w:val="56"/>
+      <w:sz w:val="44"/>
+      <w:szCs w:val="44"/>
     </w:rPr>
   </w:style>
   <w:style w:styleId="Subtitle" w:type="paragraph">
@@ -7990,8 +7871,8 @@
     <w:rPr>
       <w:rFonts w:asciiTheme="majorHAnsi" w:cstheme="majorBidi" w:eastAsiaTheme="majorEastAsia" w:hAnsiTheme="majorHAnsi"/>
       <w:color w:themeColor="accent1" w:themeShade="BF" w:val="0F4761"/>
-      <w:sz w:val="40"/>
-      <w:szCs w:val="40"/>
+      <w:sz w:val="32"/>
+      <w:szCs w:val="32"/>
     </w:rPr>
   </w:style>
   <w:style w:styleId="Heading2" w:type="paragraph">
@@ -8181,8 +8062,8 @@
     <w:rPr>
       <w:rFonts w:asciiTheme="majorHAnsi" w:cstheme="majorBidi" w:eastAsiaTheme="majorEastAsia" w:hAnsiTheme="majorHAnsi"/>
       <w:color w:themeColor="accent1" w:themeShade="BF" w:val="0F4761"/>
-      <w:sz w:val="40"/>
-      <w:szCs w:val="40"/>
+      <w:sz w:val="32"/>
+      <w:szCs w:val="32"/>
     </w:rPr>
   </w:style>
   <w:style w:customStyle="1" w:styleId="Heading2Char" w:type="character">
